--- a/finalproj.docx
+++ b/finalproj.docx
@@ -73,7 +73,7 @@
           <w:noProof/>
         </w:rPr>
         <w:drawing>
-          <wp:inline distT="0" distB="0" distL="0" distR="0" wp14:anchorId="66F3495A" wp14:editId="3BAB6D97">
+          <wp:inline distT="0" distB="0" distL="0" distR="0" wp14:anchorId="66F3495A" wp14:editId="3BB530EA">
             <wp:extent cx="5731510" cy="3223260"/>
             <wp:effectExtent l="0" t="0" r="2540" b="0"/>
             <wp:docPr id="1215056996" name="Picture 1"/>
@@ -126,18 +126,38 @@
       <w:pPr>
         <w:jc w:val="center"/>
       </w:pPr>
+      <w:proofErr w:type="spellStart"/>
       <w:r>
         <w:t>Deployment.yml</w:t>
       </w:r>
-    </w:p>
-    <w:p>
-      <w:r>
-        <w:t>arvind_2004@ARVINDM:~/my_project$ cat deployment.yml</w:t>
-      </w:r>
-    </w:p>
-    <w:p>
-      <w:r>
-        <w:t>apiVersion: apps/v1</w:t>
+      <w:proofErr w:type="spellEnd"/>
+    </w:p>
+    <w:p>
+      <w:r>
+        <w:t>arvind_2004@ARVINDM:~/</w:t>
+      </w:r>
+      <w:proofErr w:type="spellStart"/>
+      <w:r>
+        <w:t>my_project</w:t>
+      </w:r>
+      <w:proofErr w:type="spellEnd"/>
+      <w:r>
+        <w:t xml:space="preserve">$ cat </w:t>
+      </w:r>
+      <w:proofErr w:type="spellStart"/>
+      <w:r>
+        <w:t>deployment.yml</w:t>
+      </w:r>
+      <w:proofErr w:type="spellEnd"/>
+    </w:p>
+    <w:p>
+      <w:proofErr w:type="spellStart"/>
+      <w:r>
+        <w:t>apiVersion</w:t>
+      </w:r>
+      <w:proofErr w:type="spellEnd"/>
+      <w:r>
+        <w:t>: apps/v1</w:t>
       </w:r>
     </w:p>
     <w:p>
@@ -188,12 +208,28 @@
     </w:p>
     <w:p>
       <w:r>
-        <w:t xml:space="preserve">    matchLabels:</w:t>
-      </w:r>
-    </w:p>
-    <w:p>
-      <w:r>
-        <w:t xml:space="preserve">      apptype: web-backend</w:t>
+        <w:t xml:space="preserve">    </w:t>
+      </w:r>
+      <w:proofErr w:type="spellStart"/>
+      <w:r>
+        <w:t>matchLabels</w:t>
+      </w:r>
+      <w:proofErr w:type="spellEnd"/>
+      <w:r>
+        <w:t>:</w:t>
+      </w:r>
+    </w:p>
+    <w:p>
+      <w:r>
+        <w:t xml:space="preserve">      </w:t>
+      </w:r>
+      <w:proofErr w:type="spellStart"/>
+      <w:r>
+        <w:t>apptype</w:t>
+      </w:r>
+      <w:proofErr w:type="spellEnd"/>
+      <w:r>
+        <w:t>: web-backend</w:t>
       </w:r>
     </w:p>
     <w:p>
@@ -203,8 +239,13 @@
     </w:p>
     <w:p>
       <w:r>
-        <w:t xml:space="preserve">    type: RollingUpdate</w:t>
-      </w:r>
+        <w:t xml:space="preserve">    type: </w:t>
+      </w:r>
+      <w:proofErr w:type="spellStart"/>
+      <w:r>
+        <w:t>RollingUpdate</w:t>
+      </w:r>
+      <w:proofErr w:type="spellEnd"/>
     </w:p>
     <w:p>
       <w:r>
@@ -223,7 +264,15 @@
     </w:p>
     <w:p>
       <w:r>
-        <w:t xml:space="preserve">        apptype: web-backend</w:t>
+        <w:t xml:space="preserve">        </w:t>
+      </w:r>
+      <w:proofErr w:type="spellStart"/>
+      <w:r>
+        <w:t>apptype</w:t>
+      </w:r>
+      <w:proofErr w:type="spellEnd"/>
+      <w:r>
+        <w:t>: web-backend</w:t>
       </w:r>
     </w:p>
     <w:p>
@@ -253,7 +302,15 @@
     </w:p>
     <w:p>
       <w:r>
-        <w:t xml:space="preserve">        - containerPort: 9001</w:t>
+        <w:t xml:space="preserve">        - </w:t>
+      </w:r>
+      <w:proofErr w:type="spellStart"/>
+      <w:r>
+        <w:t>containerPort</w:t>
+      </w:r>
+      <w:proofErr w:type="spellEnd"/>
+      <w:r>
+        <w:t>: 9001</w:t>
       </w:r>
     </w:p>
     <w:p/>
@@ -264,8 +321,13 @@
     </w:p>
     <w:p/>
     <w:p>
-      <w:r>
-        <w:t>apiVersion: v1</w:t>
+      <w:proofErr w:type="spellStart"/>
+      <w:r>
+        <w:t>apiVersion</w:t>
+      </w:r>
+      <w:proofErr w:type="spellEnd"/>
+      <w:r>
+        <w:t>: v1</w:t>
       </w:r>
     </w:p>
     <w:p>
@@ -306,8 +368,13 @@
     </w:p>
     <w:p>
       <w:r>
-        <w:t xml:space="preserve">  type: NodePort</w:t>
-      </w:r>
+        <w:t xml:space="preserve">  type: </w:t>
+      </w:r>
+      <w:proofErr w:type="spellStart"/>
+      <w:r>
+        <w:t>NodePort</w:t>
+      </w:r>
+      <w:proofErr w:type="spellEnd"/>
     </w:p>
     <w:p>
       <w:r>
@@ -321,12 +388,28 @@
     </w:p>
     <w:p>
       <w:r>
-        <w:t xml:space="preserve">      targetPort: 8080</w:t>
-      </w:r>
-    </w:p>
-    <w:p>
-      <w:r>
-        <w:t xml:space="preserve">      nodePort: 30007</w:t>
+        <w:t xml:space="preserve">      </w:t>
+      </w:r>
+      <w:proofErr w:type="spellStart"/>
+      <w:r>
+        <w:t>targetPort</w:t>
+      </w:r>
+      <w:proofErr w:type="spellEnd"/>
+      <w:r>
+        <w:t>: 8080</w:t>
+      </w:r>
+    </w:p>
+    <w:p>
+      <w:r>
+        <w:t xml:space="preserve">      </w:t>
+      </w:r>
+      <w:proofErr w:type="spellStart"/>
+      <w:r>
+        <w:t>nodePort</w:t>
+      </w:r>
+      <w:proofErr w:type="spellEnd"/>
+      <w:r>
+        <w:t>: 30007</w:t>
       </w:r>
     </w:p>
     <w:p>
@@ -336,7 +419,15 @@
     </w:p>
     <w:p>
       <w:r>
-        <w:t xml:space="preserve">    apptype: web-backend</w:t>
+        <w:t xml:space="preserve">    </w:t>
+      </w:r>
+      <w:proofErr w:type="spellStart"/>
+      <w:r>
+        <w:t>apptype</w:t>
+      </w:r>
+      <w:proofErr w:type="spellEnd"/>
+      <w:r>
+        <w:t>: web-backend</w:t>
       </w:r>
     </w:p>
     <w:p>
@@ -351,7 +442,7 @@
           <w:noProof/>
         </w:rPr>
         <w:drawing>
-          <wp:inline distT="0" distB="0" distL="0" distR="0" wp14:anchorId="4876A3B5" wp14:editId="2954F799">
+          <wp:inline distT="0" distB="0" distL="0" distR="0" wp14:anchorId="4876A3B5" wp14:editId="653EF7CC">
             <wp:extent cx="5731510" cy="3223895"/>
             <wp:effectExtent l="0" t="0" r="2540" b="0"/>
             <wp:docPr id="1853677324" name="Picture 1"/>
@@ -435,7 +526,15 @@
     </w:p>
     <w:p>
       <w:r>
-        <w:t xml:space="preserve">        stage('scm') {</w:t>
+        <w:t xml:space="preserve">        stage('</w:t>
+      </w:r>
+      <w:proofErr w:type="spellStart"/>
+      <w:r>
+        <w:t>scm</w:t>
+      </w:r>
+      <w:proofErr w:type="spellEnd"/>
+      <w:r>
+        <w:t>') {</w:t>
       </w:r>
     </w:p>
     <w:p>
@@ -445,7 +544,18 @@
     </w:p>
     <w:p>
       <w:r>
-        <w:t xml:space="preserve">        git branch: ''</w:t>
+        <w:t xml:space="preserve">        </w:t>
+      </w:r>
+      <w:r>
+        <w:t>git branch: 'main', url: 'https://github.com/Arvind22cse/</w:t>
+      </w:r>
+      <w:proofErr w:type="spellStart"/>
+      <w:r>
+        <w:t>Final_jerkins.git</w:t>
+      </w:r>
+      <w:proofErr w:type="spellEnd"/>
+      <w:r>
+        <w:t>'</w:t>
       </w:r>
     </w:p>
     <w:p>
@@ -460,7 +570,15 @@
     </w:p>
     <w:p>
       <w:r>
-        <w:t xml:space="preserve">        stage('builb-clean') {</w:t>
+        <w:t xml:space="preserve">        stage('</w:t>
+      </w:r>
+      <w:proofErr w:type="spellStart"/>
+      <w:r>
+        <w:t>builb</w:t>
+      </w:r>
+      <w:proofErr w:type="spellEnd"/>
+      <w:r>
+        <w:t>-clean') {</w:t>
       </w:r>
     </w:p>
     <w:p>
@@ -470,7 +588,23 @@
     </w:p>
     <w:p>
       <w:r>
-        <w:t xml:space="preserve">               sh "mvn clean"</w:t>
+        <w:t xml:space="preserve">               </w:t>
+      </w:r>
+      <w:proofErr w:type="spellStart"/>
+      <w:r>
+        <w:t>sh</w:t>
+      </w:r>
+      <w:proofErr w:type="spellEnd"/>
+      <w:r>
+        <w:t xml:space="preserve"> "</w:t>
+      </w:r>
+      <w:proofErr w:type="spellStart"/>
+      <w:r>
+        <w:t>mvn</w:t>
+      </w:r>
+      <w:proofErr w:type="spellEnd"/>
+      <w:r>
+        <w:t xml:space="preserve"> clean"</w:t>
       </w:r>
     </w:p>
     <w:p>
@@ -495,7 +629,23 @@
     </w:p>
     <w:p>
       <w:r>
-        <w:t xml:space="preserve">               sh "mvn validate"</w:t>
+        <w:t xml:space="preserve">               </w:t>
+      </w:r>
+      <w:proofErr w:type="spellStart"/>
+      <w:r>
+        <w:t>sh</w:t>
+      </w:r>
+      <w:proofErr w:type="spellEnd"/>
+      <w:r>
+        <w:t xml:space="preserve"> "</w:t>
+      </w:r>
+      <w:proofErr w:type="spellStart"/>
+      <w:r>
+        <w:t>mvn</w:t>
+      </w:r>
+      <w:proofErr w:type="spellEnd"/>
+      <w:r>
+        <w:t xml:space="preserve"> validate"</w:t>
       </w:r>
     </w:p>
     <w:p>
@@ -520,7 +670,23 @@
     </w:p>
     <w:p>
       <w:r>
-        <w:t xml:space="preserve">               sh "mvn compile"</w:t>
+        <w:t xml:space="preserve">               </w:t>
+      </w:r>
+      <w:proofErr w:type="spellStart"/>
+      <w:r>
+        <w:t>sh</w:t>
+      </w:r>
+      <w:proofErr w:type="spellEnd"/>
+      <w:r>
+        <w:t xml:space="preserve"> "</w:t>
+      </w:r>
+      <w:proofErr w:type="spellStart"/>
+      <w:r>
+        <w:t>mvn</w:t>
+      </w:r>
+      <w:proofErr w:type="spellEnd"/>
+      <w:r>
+        <w:t xml:space="preserve"> compile"</w:t>
       </w:r>
     </w:p>
     <w:p>
@@ -546,7 +712,23 @@
     </w:p>
     <w:p>
       <w:r>
-        <w:t xml:space="preserve">               sh "mvn test"</w:t>
+        <w:t xml:space="preserve">               </w:t>
+      </w:r>
+      <w:proofErr w:type="spellStart"/>
+      <w:r>
+        <w:t>sh</w:t>
+      </w:r>
+      <w:proofErr w:type="spellEnd"/>
+      <w:r>
+        <w:t xml:space="preserve"> "</w:t>
+      </w:r>
+      <w:proofErr w:type="spellStart"/>
+      <w:r>
+        <w:t>mvn</w:t>
+      </w:r>
+      <w:proofErr w:type="spellEnd"/>
+      <w:r>
+        <w:t xml:space="preserve"> test"</w:t>
       </w:r>
     </w:p>
     <w:p>
@@ -572,7 +754,23 @@
     </w:p>
     <w:p>
       <w:r>
-        <w:t xml:space="preserve">               sh "mvn package"</w:t>
+        <w:t xml:space="preserve">               </w:t>
+      </w:r>
+      <w:proofErr w:type="spellStart"/>
+      <w:r>
+        <w:t>sh</w:t>
+      </w:r>
+      <w:proofErr w:type="spellEnd"/>
+      <w:r>
+        <w:t xml:space="preserve"> "</w:t>
+      </w:r>
+      <w:proofErr w:type="spellStart"/>
+      <w:r>
+        <w:t>mvn</w:t>
+      </w:r>
+      <w:proofErr w:type="spellEnd"/>
+      <w:r>
+        <w:t xml:space="preserve"> package"</w:t>
       </w:r>
     </w:p>
     <w:p>
@@ -602,7 +800,15 @@
     </w:p>
     <w:p>
       <w:r>
-        <w:t xml:space="preserve">                  sh 'docker build -t  .'</w:t>
+        <w:t xml:space="preserve">                  </w:t>
+      </w:r>
+      <w:proofErr w:type="spellStart"/>
+      <w:r>
+        <w:t>sh</w:t>
+      </w:r>
+      <w:proofErr w:type="spellEnd"/>
+      <w:r>
+        <w:t xml:space="preserve"> 'docker build -t  .'</w:t>
       </w:r>
     </w:p>
     <w:p>
@@ -637,12 +843,44 @@
     </w:p>
     <w:p>
       <w:r>
-        <w:t xml:space="preserve">                 withDockerRegistry(credentialsId: 'Docker_cred', url: 'https://index.docker.io/v1/') {</w:t>
-      </w:r>
-    </w:p>
-    <w:p>
-      <w:r>
-        <w:t xml:space="preserve">                  sh 'docker push '</w:t>
+        <w:t xml:space="preserve">                 </w:t>
+      </w:r>
+      <w:proofErr w:type="spellStart"/>
+      <w:r>
+        <w:t>withDockerRegistry</w:t>
+      </w:r>
+      <w:proofErr w:type="spellEnd"/>
+      <w:r>
+        <w:t>(</w:t>
+      </w:r>
+      <w:proofErr w:type="spellStart"/>
+      <w:r>
+        <w:t>credentialsId</w:t>
+      </w:r>
+      <w:proofErr w:type="spellEnd"/>
+      <w:r>
+        <w:t>: '</w:t>
+      </w:r>
+      <w:proofErr w:type="spellStart"/>
+      <w:r>
+        <w:t>Docker_cred</w:t>
+      </w:r>
+      <w:proofErr w:type="spellEnd"/>
+      <w:r>
+        <w:t>', url: 'https://index.docker.io/v1/') {</w:t>
+      </w:r>
+    </w:p>
+    <w:p>
+      <w:r>
+        <w:t xml:space="preserve">                  </w:t>
+      </w:r>
+      <w:proofErr w:type="spellStart"/>
+      <w:r>
+        <w:t>sh</w:t>
+      </w:r>
+      <w:proofErr w:type="spellEnd"/>
+      <w:r>
+        <w:t xml:space="preserve"> 'docker push '</w:t>
       </w:r>
     </w:p>
     <w:p>
@@ -677,12 +915,108 @@
     </w:p>
     <w:p>
       <w:r>
-        <w:t xml:space="preserve">                withKubeConfig(caCertificate: '', clusterName: 'minikube', contextName: 'minikube', credentialsId: 'mukubeconfig_011', namespace: '', restrictKubeConfigAccess: false, serverUrl: 'https://192.168.49.2:8443') {</w:t>
-      </w:r>
-    </w:p>
-    <w:p>
-      <w:r>
-        <w:t xml:space="preserve">                sh 'kubectl apply -f deployment.yml --validate=false'</w:t>
+        <w:t xml:space="preserve">                </w:t>
+      </w:r>
+      <w:proofErr w:type="spellStart"/>
+      <w:r>
+        <w:t>withKubeConfig</w:t>
+      </w:r>
+      <w:proofErr w:type="spellEnd"/>
+      <w:r>
+        <w:t>(</w:t>
+      </w:r>
+      <w:proofErr w:type="spellStart"/>
+      <w:r>
+        <w:t>caCertificate</w:t>
+      </w:r>
+      <w:proofErr w:type="spellEnd"/>
+      <w:r>
+        <w:t xml:space="preserve">: '', </w:t>
+      </w:r>
+      <w:proofErr w:type="spellStart"/>
+      <w:r>
+        <w:t>clusterName</w:t>
+      </w:r>
+      <w:proofErr w:type="spellEnd"/>
+      <w:r>
+        <w:t>: '</w:t>
+      </w:r>
+      <w:proofErr w:type="spellStart"/>
+      <w:r>
+        <w:t>minikube</w:t>
+      </w:r>
+      <w:proofErr w:type="spellEnd"/>
+      <w:r>
+        <w:t xml:space="preserve">', </w:t>
+      </w:r>
+      <w:proofErr w:type="spellStart"/>
+      <w:r>
+        <w:t>contextName</w:t>
+      </w:r>
+      <w:proofErr w:type="spellEnd"/>
+      <w:r>
+        <w:t>: '</w:t>
+      </w:r>
+      <w:proofErr w:type="spellStart"/>
+      <w:r>
+        <w:t>minikube</w:t>
+      </w:r>
+      <w:proofErr w:type="spellEnd"/>
+      <w:r>
+        <w:t xml:space="preserve">', </w:t>
+      </w:r>
+      <w:proofErr w:type="spellStart"/>
+      <w:r>
+        <w:t>credentialsId</w:t>
+      </w:r>
+      <w:proofErr w:type="spellEnd"/>
+      <w:r>
+        <w:t xml:space="preserve">: 'mukubeconfig_011', namespace: '', </w:t>
+      </w:r>
+      <w:proofErr w:type="spellStart"/>
+      <w:r>
+        <w:t>restrictKubeConfigAccess</w:t>
+      </w:r>
+      <w:proofErr w:type="spellEnd"/>
+      <w:r>
+        <w:t xml:space="preserve">: false, </w:t>
+      </w:r>
+      <w:proofErr w:type="spellStart"/>
+      <w:r>
+        <w:t>serverUrl</w:t>
+      </w:r>
+      <w:proofErr w:type="spellEnd"/>
+      <w:r>
+        <w:t>: 'https://192.168.49.2:8443') {</w:t>
+      </w:r>
+    </w:p>
+    <w:p>
+      <w:r>
+        <w:t xml:space="preserve">                </w:t>
+      </w:r>
+      <w:proofErr w:type="spellStart"/>
+      <w:r>
+        <w:t>sh</w:t>
+      </w:r>
+      <w:proofErr w:type="spellEnd"/>
+      <w:r>
+        <w:t xml:space="preserve"> '</w:t>
+      </w:r>
+      <w:proofErr w:type="spellStart"/>
+      <w:r>
+        <w:t>kubectl</w:t>
+      </w:r>
+      <w:proofErr w:type="spellEnd"/>
+      <w:r>
+        <w:t xml:space="preserve"> apply -f </w:t>
+      </w:r>
+      <w:proofErr w:type="spellStart"/>
+      <w:r>
+        <w:t>deployment.yml</w:t>
+      </w:r>
+      <w:proofErr w:type="spellEnd"/>
+      <w:r>
+        <w:t xml:space="preserve"> --validate=false'</w:t>
       </w:r>
     </w:p>
     <w:p>
@@ -713,7 +1047,79 @@
     </w:p>
     <w:p>
       <w:r>
-        <w:t xml:space="preserve">          withKubeConfig(caCertificate: '', clusterName: 'minikube', contextName: 'minikube', credentialsId: 'mukubeconfig_011', namespace: '', restrictKubeConfigAccess: false, serverUrl: 'https://192.168.49.2:8443') {</w:t>
+        <w:t xml:space="preserve">          </w:t>
+      </w:r>
+      <w:proofErr w:type="spellStart"/>
+      <w:r>
+        <w:t>withKubeConfig</w:t>
+      </w:r>
+      <w:proofErr w:type="spellEnd"/>
+      <w:r>
+        <w:t>(</w:t>
+      </w:r>
+      <w:proofErr w:type="spellStart"/>
+      <w:r>
+        <w:t>caCertificate</w:t>
+      </w:r>
+      <w:proofErr w:type="spellEnd"/>
+      <w:r>
+        <w:t xml:space="preserve">: '', </w:t>
+      </w:r>
+      <w:proofErr w:type="spellStart"/>
+      <w:r>
+        <w:t>clusterName</w:t>
+      </w:r>
+      <w:proofErr w:type="spellEnd"/>
+      <w:r>
+        <w:t>: '</w:t>
+      </w:r>
+      <w:proofErr w:type="spellStart"/>
+      <w:r>
+        <w:t>minikube</w:t>
+      </w:r>
+      <w:proofErr w:type="spellEnd"/>
+      <w:r>
+        <w:t xml:space="preserve">', </w:t>
+      </w:r>
+      <w:proofErr w:type="spellStart"/>
+      <w:r>
+        <w:t>contextName</w:t>
+      </w:r>
+      <w:proofErr w:type="spellEnd"/>
+      <w:r>
+        <w:t>: '</w:t>
+      </w:r>
+      <w:proofErr w:type="spellStart"/>
+      <w:r>
+        <w:t>minikube</w:t>
+      </w:r>
+      <w:proofErr w:type="spellEnd"/>
+      <w:r>
+        <w:t xml:space="preserve">', </w:t>
+      </w:r>
+      <w:proofErr w:type="spellStart"/>
+      <w:r>
+        <w:t>credentialsId</w:t>
+      </w:r>
+      <w:proofErr w:type="spellEnd"/>
+      <w:r>
+        <w:t xml:space="preserve">: 'mukubeconfig_011', namespace: '', </w:t>
+      </w:r>
+      <w:proofErr w:type="spellStart"/>
+      <w:r>
+        <w:t>restrictKubeConfigAccess</w:t>
+      </w:r>
+      <w:proofErr w:type="spellEnd"/>
+      <w:r>
+        <w:t xml:space="preserve">: false, </w:t>
+      </w:r>
+      <w:proofErr w:type="spellStart"/>
+      <w:r>
+        <w:t>serverUrl</w:t>
+      </w:r>
+      <w:proofErr w:type="spellEnd"/>
+      <w:r>
+        <w:t>: 'https://192.168.49.2:8443') {</w:t>
       </w:r>
     </w:p>
     <w:p>
@@ -723,7 +1129,39 @@
     </w:p>
     <w:p>
       <w:r>
-        <w:t xml:space="preserve">        sh 'minikube service my-service --url | xargs curl'</w:t>
+        <w:t xml:space="preserve">        </w:t>
+      </w:r>
+      <w:proofErr w:type="spellStart"/>
+      <w:r>
+        <w:t>sh</w:t>
+      </w:r>
+      <w:proofErr w:type="spellEnd"/>
+      <w:r>
+        <w:t xml:space="preserve"> '</w:t>
+      </w:r>
+      <w:proofErr w:type="spellStart"/>
+      <w:r>
+        <w:t>minikube</w:t>
+      </w:r>
+      <w:proofErr w:type="spellEnd"/>
+      <w:r>
+        <w:t xml:space="preserve"> service my-service --</w:t>
+      </w:r>
+      <w:proofErr w:type="spellStart"/>
+      <w:r>
+        <w:t>url</w:t>
+      </w:r>
+      <w:proofErr w:type="spellEnd"/>
+      <w:r>
+        <w:t xml:space="preserve"> | </w:t>
+      </w:r>
+      <w:proofErr w:type="spellStart"/>
+      <w:r>
+        <w:t>xargs</w:t>
+      </w:r>
+      <w:proofErr w:type="spellEnd"/>
+      <w:r>
+        <w:t xml:space="preserve"> curl'</w:t>
       </w:r>
     </w:p>
     <w:p>
@@ -811,18 +1249,50 @@
     </w:p>
     <w:p>
       <w:r>
-        <w:t xml:space="preserve">  required_providers {</w:t>
-      </w:r>
-    </w:p>
-    <w:p>
-      <w:r>
-        <w:t xml:space="preserve">    aws = {</w:t>
+        <w:t xml:space="preserve">  </w:t>
+      </w:r>
+      <w:proofErr w:type="spellStart"/>
+      <w:r>
+        <w:t>required_providers</w:t>
+      </w:r>
+      <w:proofErr w:type="spellEnd"/>
+      <w:r>
+        <w:t xml:space="preserve"> {</w:t>
+      </w:r>
+    </w:p>
+    <w:p>
+      <w:r>
+        <w:t xml:space="preserve">    </w:t>
+      </w:r>
+      <w:proofErr w:type="spellStart"/>
+      <w:r>
+        <w:t>aws</w:t>
+      </w:r>
+      <w:proofErr w:type="spellEnd"/>
+      <w:r>
+        <w:t xml:space="preserve"> = {</w:t>
       </w:r>
     </w:p>
     <w:p>
       <w:r>
         <w:lastRenderedPageBreak/>
-        <w:t xml:space="preserve">      source = "hashicorp/aws"</w:t>
+        <w:t xml:space="preserve">      source = "</w:t>
+      </w:r>
+      <w:proofErr w:type="spellStart"/>
+      <w:r>
+        <w:t>hashicorp</w:t>
+      </w:r>
+      <w:proofErr w:type="spellEnd"/>
+      <w:r>
+        <w:t>/</w:t>
+      </w:r>
+      <w:proofErr w:type="spellStart"/>
+      <w:r>
+        <w:t>aws</w:t>
+      </w:r>
+      <w:proofErr w:type="spellEnd"/>
+      <w:r>
+        <w:t>"</w:t>
       </w:r>
     </w:p>
     <w:p>
@@ -848,7 +1318,15 @@
     <w:p/>
     <w:p>
       <w:r>
-        <w:t>provider "aws" {</w:t>
+        <w:t>provider "</w:t>
+      </w:r>
+      <w:proofErr w:type="spellStart"/>
+      <w:r>
+        <w:t>aws</w:t>
+      </w:r>
+      <w:proofErr w:type="spellEnd"/>
+      <w:r>
+        <w:t>" {</w:t>
       </w:r>
     </w:p>
     <w:p>
@@ -868,12 +1346,36 @@
     </w:p>
     <w:p>
       <w:r>
-        <w:t>resource "aws_vpc" "myvpc" {</w:t>
-      </w:r>
-    </w:p>
-    <w:p>
-      <w:r>
-        <w:t xml:space="preserve">  cidr_block       = "10.0.0.0/16"</w:t>
+        <w:t>resource "</w:t>
+      </w:r>
+      <w:proofErr w:type="spellStart"/>
+      <w:r>
+        <w:t>aws_vpc</w:t>
+      </w:r>
+      <w:proofErr w:type="spellEnd"/>
+      <w:r>
+        <w:t>" "</w:t>
+      </w:r>
+      <w:proofErr w:type="spellStart"/>
+      <w:r>
+        <w:t>myvpc</w:t>
+      </w:r>
+      <w:proofErr w:type="spellEnd"/>
+      <w:r>
+        <w:t>" {</w:t>
+      </w:r>
+    </w:p>
+    <w:p>
+      <w:r>
+        <w:t xml:space="preserve">  </w:t>
+      </w:r>
+      <w:proofErr w:type="spellStart"/>
+      <w:r>
+        <w:t>cidr_block</w:t>
+      </w:r>
+      <w:proofErr w:type="spellEnd"/>
+      <w:r>
+        <w:t xml:space="preserve">       = "10.0.0.0/16"</w:t>
       </w:r>
     </w:p>
     <w:p/>
@@ -884,7 +1386,15 @@
     </w:p>
     <w:p>
       <w:r>
-        <w:t xml:space="preserve">    Name = "demovpc"</w:t>
+        <w:t xml:space="preserve">    Name = "</w:t>
+      </w:r>
+      <w:proofErr w:type="spellStart"/>
+      <w:r>
+        <w:t>demovpc</w:t>
+      </w:r>
+      <w:proofErr w:type="spellEnd"/>
+      <w:r>
+        <w:t>"</w:t>
       </w:r>
     </w:p>
     <w:p>
@@ -899,22 +1409,62 @@
     </w:p>
     <w:p>
       <w:r>
-        <w:t xml:space="preserve">  resource "aws_subnet" "pubsub" {</w:t>
-      </w:r>
-    </w:p>
-    <w:p>
-      <w:r>
-        <w:t xml:space="preserve">  vpc_id     = aws_vpc.myvpc.id</w:t>
-      </w:r>
-    </w:p>
-    <w:p>
-      <w:r>
-        <w:t xml:space="preserve">  cidr_block = "10.0.1.0/24"</w:t>
-      </w:r>
-    </w:p>
-    <w:p>
-      <w:r>
-        <w:t xml:space="preserve">  availability_zone = "us-east-1a"</w:t>
+        <w:t xml:space="preserve">  resource "</w:t>
+      </w:r>
+      <w:proofErr w:type="spellStart"/>
+      <w:r>
+        <w:t>aws_subnet</w:t>
+      </w:r>
+      <w:proofErr w:type="spellEnd"/>
+      <w:r>
+        <w:t>" "</w:t>
+      </w:r>
+      <w:proofErr w:type="spellStart"/>
+      <w:r>
+        <w:t>pubsub</w:t>
+      </w:r>
+      <w:proofErr w:type="spellEnd"/>
+      <w:r>
+        <w:t>" {</w:t>
+      </w:r>
+    </w:p>
+    <w:p>
+      <w:r>
+        <w:t xml:space="preserve">  </w:t>
+      </w:r>
+      <w:proofErr w:type="spellStart"/>
+      <w:r>
+        <w:t>vpc_id</w:t>
+      </w:r>
+      <w:proofErr w:type="spellEnd"/>
+      <w:r>
+        <w:t xml:space="preserve">     = aws_vpc.myvpc.id</w:t>
+      </w:r>
+    </w:p>
+    <w:p>
+      <w:r>
+        <w:t xml:space="preserve">  </w:t>
+      </w:r>
+      <w:proofErr w:type="spellStart"/>
+      <w:r>
+        <w:t>cidr_block</w:t>
+      </w:r>
+      <w:proofErr w:type="spellEnd"/>
+      <w:r>
+        <w:t xml:space="preserve"> = "10.0.1.0/24"</w:t>
+      </w:r>
+    </w:p>
+    <w:p>
+      <w:r>
+        <w:t xml:space="preserve">  </w:t>
+      </w:r>
+      <w:proofErr w:type="spellStart"/>
+      <w:r>
+        <w:t>availability_zone</w:t>
+      </w:r>
+      <w:proofErr w:type="spellEnd"/>
+      <w:r>
+        <w:t xml:space="preserve"> = "us-east-1a"</w:t>
       </w:r>
     </w:p>
     <w:p/>
@@ -941,23 +1491,63 @@
     <w:p/>
     <w:p>
       <w:r>
-        <w:t xml:space="preserve">  resource "aws_subnet" "pri_sub" {</w:t>
+        <w:t xml:space="preserve">  resource "</w:t>
+      </w:r>
+      <w:proofErr w:type="spellStart"/>
+      <w:r>
+        <w:t>aws_subnet</w:t>
+      </w:r>
+      <w:proofErr w:type="spellEnd"/>
+      <w:r>
+        <w:t>" "</w:t>
+      </w:r>
+      <w:proofErr w:type="spellStart"/>
+      <w:r>
+        <w:t>pri_sub</w:t>
+      </w:r>
+      <w:proofErr w:type="spellEnd"/>
+      <w:r>
+        <w:t>" {</w:t>
       </w:r>
     </w:p>
     <w:p>
       <w:r>
         <w:lastRenderedPageBreak/>
-        <w:t xml:space="preserve">  vpc_id     = aws_vpc.myvpc.id</w:t>
-      </w:r>
-    </w:p>
-    <w:p>
-      <w:r>
-        <w:t xml:space="preserve">  cidr_block = "10.0.1.0/24"</w:t>
-      </w:r>
-    </w:p>
-    <w:p>
-      <w:r>
-        <w:t xml:space="preserve">  availability_zone = "us-east-1a"</w:t>
+        <w:t xml:space="preserve">  </w:t>
+      </w:r>
+      <w:proofErr w:type="spellStart"/>
+      <w:r>
+        <w:t>vpc_id</w:t>
+      </w:r>
+      <w:proofErr w:type="spellEnd"/>
+      <w:r>
+        <w:t xml:space="preserve">     = aws_vpc.myvpc.id</w:t>
+      </w:r>
+    </w:p>
+    <w:p>
+      <w:r>
+        <w:t xml:space="preserve">  </w:t>
+      </w:r>
+      <w:proofErr w:type="spellStart"/>
+      <w:r>
+        <w:t>cidr_block</w:t>
+      </w:r>
+      <w:proofErr w:type="spellEnd"/>
+      <w:r>
+        <w:t xml:space="preserve"> = "10.0.1.0/24"</w:t>
+      </w:r>
+    </w:p>
+    <w:p>
+      <w:r>
+        <w:t xml:space="preserve">  </w:t>
+      </w:r>
+      <w:proofErr w:type="spellStart"/>
+      <w:r>
+        <w:t>availability_zone</w:t>
+      </w:r>
+      <w:proofErr w:type="spellEnd"/>
+      <w:r>
+        <w:t xml:space="preserve"> = "us-east-1a"</w:t>
       </w:r>
     </w:p>
     <w:p/>
@@ -983,22 +1573,62 @@
     </w:p>
     <w:p>
       <w:r>
-        <w:t xml:space="preserve">  resource "aws_subnet" "pri_sub" {</w:t>
-      </w:r>
-    </w:p>
-    <w:p>
-      <w:r>
-        <w:t xml:space="preserve">  vpc_id     = aws_vpc.myvpc.id</w:t>
-      </w:r>
-    </w:p>
-    <w:p>
-      <w:r>
-        <w:t xml:space="preserve">  cidr_block = "10.0.1.0/24"</w:t>
-      </w:r>
-    </w:p>
-    <w:p>
-      <w:r>
-        <w:t xml:space="preserve">  availability_zone = "us-east-1a"</w:t>
+        <w:t xml:space="preserve">  resource "</w:t>
+      </w:r>
+      <w:proofErr w:type="spellStart"/>
+      <w:r>
+        <w:t>aws_subnet</w:t>
+      </w:r>
+      <w:proofErr w:type="spellEnd"/>
+      <w:r>
+        <w:t>" "</w:t>
+      </w:r>
+      <w:proofErr w:type="spellStart"/>
+      <w:r>
+        <w:t>pri_sub</w:t>
+      </w:r>
+      <w:proofErr w:type="spellEnd"/>
+      <w:r>
+        <w:t>" {</w:t>
+      </w:r>
+    </w:p>
+    <w:p>
+      <w:r>
+        <w:t xml:space="preserve">  </w:t>
+      </w:r>
+      <w:proofErr w:type="spellStart"/>
+      <w:r>
+        <w:t>vpc_id</w:t>
+      </w:r>
+      <w:proofErr w:type="spellEnd"/>
+      <w:r>
+        <w:t xml:space="preserve">     = aws_vpc.myvpc.id</w:t>
+      </w:r>
+    </w:p>
+    <w:p>
+      <w:r>
+        <w:t xml:space="preserve">  </w:t>
+      </w:r>
+      <w:proofErr w:type="spellStart"/>
+      <w:r>
+        <w:t>cidr_block</w:t>
+      </w:r>
+      <w:proofErr w:type="spellEnd"/>
+      <w:r>
+        <w:t xml:space="preserve"> = "10.0.1.0/24"</w:t>
+      </w:r>
+    </w:p>
+    <w:p>
+      <w:r>
+        <w:t xml:space="preserve">  </w:t>
+      </w:r>
+      <w:proofErr w:type="spellStart"/>
+      <w:r>
+        <w:t>availability_zone</w:t>
+      </w:r>
+      <w:proofErr w:type="spellEnd"/>
+      <w:r>
+        <w:t xml:space="preserve"> = "us-east-1a"</w:t>
       </w:r>
     </w:p>
     <w:p/>
@@ -1024,22 +1654,62 @@
     </w:p>
     <w:p>
       <w:r>
-        <w:t xml:space="preserve">  resource "aws_subnet" "pri_sub" {</w:t>
-      </w:r>
-    </w:p>
-    <w:p>
-      <w:r>
-        <w:t xml:space="preserve">  vpc_id     = aws_vpc.myvpc.id</w:t>
-      </w:r>
-    </w:p>
-    <w:p>
-      <w:r>
-        <w:t xml:space="preserve">  cidr_block = "10.0.1.0/24"</w:t>
-      </w:r>
-    </w:p>
-    <w:p>
-      <w:r>
-        <w:t xml:space="preserve">  availability_zone = "us-east-1a"</w:t>
+        <w:t xml:space="preserve">  resource "</w:t>
+      </w:r>
+      <w:proofErr w:type="spellStart"/>
+      <w:r>
+        <w:t>aws_subnet</w:t>
+      </w:r>
+      <w:proofErr w:type="spellEnd"/>
+      <w:r>
+        <w:t>" "</w:t>
+      </w:r>
+      <w:proofErr w:type="spellStart"/>
+      <w:r>
+        <w:t>pri_sub</w:t>
+      </w:r>
+      <w:proofErr w:type="spellEnd"/>
+      <w:r>
+        <w:t>" {</w:t>
+      </w:r>
+    </w:p>
+    <w:p>
+      <w:r>
+        <w:t xml:space="preserve">  </w:t>
+      </w:r>
+      <w:proofErr w:type="spellStart"/>
+      <w:r>
+        <w:t>vpc_id</w:t>
+      </w:r>
+      <w:proofErr w:type="spellEnd"/>
+      <w:r>
+        <w:t xml:space="preserve">     = aws_vpc.myvpc.id</w:t>
+      </w:r>
+    </w:p>
+    <w:p>
+      <w:r>
+        <w:t xml:space="preserve">  </w:t>
+      </w:r>
+      <w:proofErr w:type="spellStart"/>
+      <w:r>
+        <w:t>cidr_block</w:t>
+      </w:r>
+      <w:proofErr w:type="spellEnd"/>
+      <w:r>
+        <w:t xml:space="preserve"> = "10.0.1.0/24"</w:t>
+      </w:r>
+    </w:p>
+    <w:p>
+      <w:r>
+        <w:t xml:space="preserve">  </w:t>
+      </w:r>
+      <w:proofErr w:type="spellStart"/>
+      <w:r>
+        <w:t>availability_zone</w:t>
+      </w:r>
+      <w:proofErr w:type="spellEnd"/>
+      <w:r>
+        <w:t xml:space="preserve"> = "us-east-1a"</w:t>
       </w:r>
     </w:p>
     <w:p/>
@@ -1065,12 +1735,36 @@
     </w:p>
     <w:p>
       <w:r>
-        <w:t>resource "aws_internet_gateway" "tfigw" {</w:t>
-      </w:r>
-    </w:p>
-    <w:p>
-      <w:r>
-        <w:t xml:space="preserve">  vpc_id = aws_vpc.myvpc.id</w:t>
+        <w:t>resource "</w:t>
+      </w:r>
+      <w:proofErr w:type="spellStart"/>
+      <w:r>
+        <w:t>aws_internet_gateway</w:t>
+      </w:r>
+      <w:proofErr w:type="spellEnd"/>
+      <w:r>
+        <w:t>" "</w:t>
+      </w:r>
+      <w:proofErr w:type="spellStart"/>
+      <w:r>
+        <w:t>tfigw</w:t>
+      </w:r>
+      <w:proofErr w:type="spellEnd"/>
+      <w:r>
+        <w:t>" {</w:t>
+      </w:r>
+    </w:p>
+    <w:p>
+      <w:r>
+        <w:t xml:space="preserve">  </w:t>
+      </w:r>
+      <w:proofErr w:type="spellStart"/>
+      <w:r>
+        <w:t>vpc_id</w:t>
+      </w:r>
+      <w:proofErr w:type="spellEnd"/>
+      <w:r>
+        <w:t xml:space="preserve"> = aws_vpc.myvpc.id</w:t>
       </w:r>
     </w:p>
     <w:p/>
@@ -1081,7 +1775,15 @@
     </w:p>
     <w:p>
       <w:r>
-        <w:t xml:space="preserve">    Name = "tfigw"</w:t>
+        <w:t xml:space="preserve">    Name = "</w:t>
+      </w:r>
+      <w:proofErr w:type="spellStart"/>
+      <w:r>
+        <w:t>tfigw</w:t>
+      </w:r>
+      <w:proofErr w:type="spellEnd"/>
+      <w:r>
+        <w:t>"</w:t>
       </w:r>
     </w:p>
     <w:p>
@@ -1096,12 +1798,36 @@
     </w:p>
     <w:p>
       <w:r>
-        <w:t>resource "aws_route_table" "tfpubrt" {</w:t>
-      </w:r>
-    </w:p>
-    <w:p>
-      <w:r>
-        <w:t xml:space="preserve">  vpc_id = aws_vpc.myvpc.id</w:t>
+        <w:t>resource "</w:t>
+      </w:r>
+      <w:proofErr w:type="spellStart"/>
+      <w:r>
+        <w:t>aws_route_table</w:t>
+      </w:r>
+      <w:proofErr w:type="spellEnd"/>
+      <w:r>
+        <w:t>" "</w:t>
+      </w:r>
+      <w:proofErr w:type="spellStart"/>
+      <w:r>
+        <w:t>tfpubrt</w:t>
+      </w:r>
+      <w:proofErr w:type="spellEnd"/>
+      <w:r>
+        <w:t>" {</w:t>
+      </w:r>
+    </w:p>
+    <w:p>
+      <w:r>
+        <w:t xml:space="preserve">  </w:t>
+      </w:r>
+      <w:proofErr w:type="spellStart"/>
+      <w:r>
+        <w:t>vpc_id</w:t>
+      </w:r>
+      <w:proofErr w:type="spellEnd"/>
+      <w:r>
+        <w:t xml:space="preserve"> = aws_vpc.myvpc.id</w:t>
       </w:r>
     </w:p>
     <w:p/>
@@ -1112,12 +1838,28 @@
     </w:p>
     <w:p>
       <w:r>
-        <w:t xml:space="preserve">    cidr_block = "0.0.0.0/0"</w:t>
-      </w:r>
-    </w:p>
-    <w:p>
-      <w:r>
-        <w:t xml:space="preserve">    gateway_id = aws_internet_gateway.tfigw.id</w:t>
+        <w:t xml:space="preserve">    </w:t>
+      </w:r>
+      <w:proofErr w:type="spellStart"/>
+      <w:r>
+        <w:t>cidr_block</w:t>
+      </w:r>
+      <w:proofErr w:type="spellEnd"/>
+      <w:r>
+        <w:t xml:space="preserve"> = "0.0.0.0/0"</w:t>
+      </w:r>
+    </w:p>
+    <w:p>
+      <w:r>
+        <w:t xml:space="preserve">    </w:t>
+      </w:r>
+      <w:proofErr w:type="spellStart"/>
+      <w:r>
+        <w:t>gateway_id</w:t>
+      </w:r>
+      <w:proofErr w:type="spellEnd"/>
+      <w:r>
+        <w:t xml:space="preserve"> = aws_internet_gateway.tfigw.id</w:t>
       </w:r>
     </w:p>
     <w:p>
@@ -1133,7 +1875,15 @@
     </w:p>
     <w:p>
       <w:r>
-        <w:t xml:space="preserve">    Name = "tfpublicroute"</w:t>
+        <w:t xml:space="preserve">    Name = "</w:t>
+      </w:r>
+      <w:proofErr w:type="spellStart"/>
+      <w:r>
+        <w:t>tfpublicroute</w:t>
+      </w:r>
+      <w:proofErr w:type="spellEnd"/>
+      <w:r>
+        <w:t>"</w:t>
       </w:r>
     </w:p>
     <w:p>
@@ -1148,17 +1898,41 @@
     </w:p>
     <w:p>
       <w:r>
-        <w:t>resource "aws_route_table_association" "pubsn1" {</w:t>
-      </w:r>
-    </w:p>
-    <w:p>
-      <w:r>
-        <w:t xml:space="preserve">  subnet_id      = aws_subnet.pubsub.id</w:t>
-      </w:r>
-    </w:p>
-    <w:p>
-      <w:r>
-        <w:t xml:space="preserve">  route_table_id = aws_route_table.tfpubrt.id</w:t>
+        <w:t>resource "</w:t>
+      </w:r>
+      <w:proofErr w:type="spellStart"/>
+      <w:r>
+        <w:t>aws_route_table_association</w:t>
+      </w:r>
+      <w:proofErr w:type="spellEnd"/>
+      <w:r>
+        <w:t>" "pubsn1" {</w:t>
+      </w:r>
+    </w:p>
+    <w:p>
+      <w:r>
+        <w:t xml:space="preserve">  </w:t>
+      </w:r>
+      <w:proofErr w:type="spellStart"/>
+      <w:r>
+        <w:t>subnet_id</w:t>
+      </w:r>
+      <w:proofErr w:type="spellEnd"/>
+      <w:r>
+        <w:t xml:space="preserve">      = aws_subnet.pubsub.id</w:t>
+      </w:r>
+    </w:p>
+    <w:p>
+      <w:r>
+        <w:t xml:space="preserve">  </w:t>
+      </w:r>
+      <w:proofErr w:type="spellStart"/>
+      <w:r>
+        <w:t>route_table_id</w:t>
+      </w:r>
+      <w:proofErr w:type="spellEnd"/>
+      <w:r>
+        <w:t xml:space="preserve"> = aws_route_table.tfpubrt.id</w:t>
       </w:r>
     </w:p>
     <w:p>
@@ -1168,17 +1942,41 @@
     </w:p>
     <w:p>
       <w:r>
-        <w:t>resource "aws_route_table_association" "pubsn2" {</w:t>
-      </w:r>
-    </w:p>
-    <w:p>
-      <w:r>
-        <w:t xml:space="preserve">  subnet_id      = aws_subnet.pub_sub.id</w:t>
-      </w:r>
-    </w:p>
-    <w:p>
-      <w:r>
-        <w:t xml:space="preserve">  route_table_id = aws_route_table.tfpubrt.id</w:t>
+        <w:t>resource "</w:t>
+      </w:r>
+      <w:proofErr w:type="spellStart"/>
+      <w:r>
+        <w:t>aws_route_table_association</w:t>
+      </w:r>
+      <w:proofErr w:type="spellEnd"/>
+      <w:r>
+        <w:t>" "pubsn2" {</w:t>
+      </w:r>
+    </w:p>
+    <w:p>
+      <w:r>
+        <w:t xml:space="preserve">  </w:t>
+      </w:r>
+      <w:proofErr w:type="spellStart"/>
+      <w:r>
+        <w:t>subnet_id</w:t>
+      </w:r>
+      <w:proofErr w:type="spellEnd"/>
+      <w:r>
+        <w:t xml:space="preserve">      = aws_subnet.pub_sub.id</w:t>
+      </w:r>
+    </w:p>
+    <w:p>
+      <w:r>
+        <w:t xml:space="preserve">  </w:t>
+      </w:r>
+      <w:proofErr w:type="spellStart"/>
+      <w:r>
+        <w:t>route_table_id</w:t>
+      </w:r>
+      <w:proofErr w:type="spellEnd"/>
+      <w:r>
+        <w:t xml:space="preserve"> = aws_route_table.tfpubrt.id</w:t>
       </w:r>
     </w:p>
     <w:p>
@@ -1188,12 +1986,36 @@
     </w:p>
     <w:p>
       <w:r>
-        <w:t>resource "aws_eip" "tfeip" {</w:t>
-      </w:r>
-    </w:p>
-    <w:p>
-      <w:r>
-        <w:t xml:space="preserve">  domain   = "vpc"</w:t>
+        <w:t>resource "</w:t>
+      </w:r>
+      <w:proofErr w:type="spellStart"/>
+      <w:r>
+        <w:t>aws_eip</w:t>
+      </w:r>
+      <w:proofErr w:type="spellEnd"/>
+      <w:r>
+        <w:t>" "</w:t>
+      </w:r>
+      <w:proofErr w:type="spellStart"/>
+      <w:r>
+        <w:t>tfeip</w:t>
+      </w:r>
+      <w:proofErr w:type="spellEnd"/>
+      <w:r>
+        <w:t>" {</w:t>
+      </w:r>
+    </w:p>
+    <w:p>
+      <w:r>
+        <w:t xml:space="preserve">  domain   = "</w:t>
+      </w:r>
+      <w:proofErr w:type="spellStart"/>
+      <w:r>
+        <w:t>vpc</w:t>
+      </w:r>
+      <w:proofErr w:type="spellEnd"/>
+      <w:r>
+        <w:t>"</w:t>
       </w:r>
     </w:p>
     <w:p>
@@ -1204,17 +2026,49 @@
     <w:p>
       <w:r>
         <w:lastRenderedPageBreak/>
-        <w:t>resource "aws_nat_gateway" "tfnat" {</w:t>
-      </w:r>
-    </w:p>
-    <w:p>
-      <w:r>
-        <w:t xml:space="preserve">  allocation_id = aws_eip.tfeip.id</w:t>
-      </w:r>
-    </w:p>
-    <w:p>
-      <w:r>
-        <w:t xml:space="preserve">  subnet_id     = aws_subnet.pub_sub.id</w:t>
+        <w:t>resource "</w:t>
+      </w:r>
+      <w:proofErr w:type="spellStart"/>
+      <w:r>
+        <w:t>aws_nat_gateway</w:t>
+      </w:r>
+      <w:proofErr w:type="spellEnd"/>
+      <w:r>
+        <w:t>" "</w:t>
+      </w:r>
+      <w:proofErr w:type="spellStart"/>
+      <w:r>
+        <w:t>tfnat</w:t>
+      </w:r>
+      <w:proofErr w:type="spellEnd"/>
+      <w:r>
+        <w:t>" {</w:t>
+      </w:r>
+    </w:p>
+    <w:p>
+      <w:r>
+        <w:t xml:space="preserve">  </w:t>
+      </w:r>
+      <w:proofErr w:type="spellStart"/>
+      <w:r>
+        <w:t>allocation_id</w:t>
+      </w:r>
+      <w:proofErr w:type="spellEnd"/>
+      <w:r>
+        <w:t xml:space="preserve"> = aws_eip.tfeip.id</w:t>
+      </w:r>
+    </w:p>
+    <w:p>
+      <w:r>
+        <w:t xml:space="preserve">  </w:t>
+      </w:r>
+      <w:proofErr w:type="spellStart"/>
+      <w:r>
+        <w:t>subnet_id</w:t>
+      </w:r>
+      <w:proofErr w:type="spellEnd"/>
+      <w:r>
+        <w:t xml:space="preserve">     = aws_subnet.pub_sub.id</w:t>
       </w:r>
     </w:p>
     <w:p/>
@@ -1225,7 +2079,15 @@
     </w:p>
     <w:p>
       <w:r>
-        <w:t xml:space="preserve">    Name = "gw NAT"</w:t>
+        <w:t xml:space="preserve">    Name = "</w:t>
+      </w:r>
+      <w:proofErr w:type="spellStart"/>
+      <w:r>
+        <w:t>gw</w:t>
+      </w:r>
+      <w:proofErr w:type="spellEnd"/>
+      <w:r>
+        <w:t xml:space="preserve"> NAT"</w:t>
       </w:r>
     </w:p>
     <w:p>
@@ -1240,12 +2102,36 @@
     </w:p>
     <w:p>
       <w:r>
-        <w:t>resource "aws_route_table" "tfprirt" {</w:t>
-      </w:r>
-    </w:p>
-    <w:p>
-      <w:r>
-        <w:t xml:space="preserve">  vpc_id = aws_vpc.myvpc.id</w:t>
+        <w:t>resource "</w:t>
+      </w:r>
+      <w:proofErr w:type="spellStart"/>
+      <w:r>
+        <w:t>aws_route_table</w:t>
+      </w:r>
+      <w:proofErr w:type="spellEnd"/>
+      <w:r>
+        <w:t>" "</w:t>
+      </w:r>
+      <w:proofErr w:type="spellStart"/>
+      <w:r>
+        <w:t>tfprirt</w:t>
+      </w:r>
+      <w:proofErr w:type="spellEnd"/>
+      <w:r>
+        <w:t>" {</w:t>
+      </w:r>
+    </w:p>
+    <w:p>
+      <w:r>
+        <w:t xml:space="preserve">  </w:t>
+      </w:r>
+      <w:proofErr w:type="spellStart"/>
+      <w:r>
+        <w:t>vpc_id</w:t>
+      </w:r>
+      <w:proofErr w:type="spellEnd"/>
+      <w:r>
+        <w:t xml:space="preserve"> = aws_vpc.myvpc.id</w:t>
       </w:r>
     </w:p>
     <w:p/>
@@ -1256,12 +2142,28 @@
     </w:p>
     <w:p>
       <w:r>
-        <w:t xml:space="preserve">    cidr_block = "0.0.0.0/0"</w:t>
-      </w:r>
-    </w:p>
-    <w:p>
-      <w:r>
-        <w:t xml:space="preserve">    gateway_id = aws_nat_gateway.tfnat.id</w:t>
+        <w:t xml:space="preserve">    </w:t>
+      </w:r>
+      <w:proofErr w:type="spellStart"/>
+      <w:r>
+        <w:t>cidr_block</w:t>
+      </w:r>
+      <w:proofErr w:type="spellEnd"/>
+      <w:r>
+        <w:t xml:space="preserve"> = "0.0.0.0/0"</w:t>
+      </w:r>
+    </w:p>
+    <w:p>
+      <w:r>
+        <w:t xml:space="preserve">    </w:t>
+      </w:r>
+      <w:proofErr w:type="spellStart"/>
+      <w:r>
+        <w:t>gateway_id</w:t>
+      </w:r>
+      <w:proofErr w:type="spellEnd"/>
+      <w:r>
+        <w:t xml:space="preserve"> = aws_nat_gateway.tfnat.id</w:t>
       </w:r>
     </w:p>
     <w:p>
@@ -1277,7 +2179,15 @@
     </w:p>
     <w:p>
       <w:r>
-        <w:t xml:space="preserve">    Name = "tfprivateroute"</w:t>
+        <w:t xml:space="preserve">    Name = "</w:t>
+      </w:r>
+      <w:proofErr w:type="spellStart"/>
+      <w:r>
+        <w:t>tfprivateroute</w:t>
+      </w:r>
+      <w:proofErr w:type="spellEnd"/>
+      <w:r>
+        <w:t>"</w:t>
       </w:r>
     </w:p>
     <w:p>
@@ -1293,17 +2203,41 @@
     <w:p/>
     <w:p>
       <w:r>
-        <w:t>resource "aws_route_table_association" "prisn3" {</w:t>
-      </w:r>
-    </w:p>
-    <w:p>
-      <w:r>
-        <w:t xml:space="preserve">  subnet_id      = aws_subnet.prisub.id</w:t>
-      </w:r>
-    </w:p>
-    <w:p>
-      <w:r>
-        <w:t xml:space="preserve">  route_table_id = aws_route_table.tfprirt.id</w:t>
+        <w:t>resource "</w:t>
+      </w:r>
+      <w:proofErr w:type="spellStart"/>
+      <w:r>
+        <w:t>aws_route_table_association</w:t>
+      </w:r>
+      <w:proofErr w:type="spellEnd"/>
+      <w:r>
+        <w:t>" "prisn3" {</w:t>
+      </w:r>
+    </w:p>
+    <w:p>
+      <w:r>
+        <w:t xml:space="preserve">  </w:t>
+      </w:r>
+      <w:proofErr w:type="spellStart"/>
+      <w:r>
+        <w:t>subnet_id</w:t>
+      </w:r>
+      <w:proofErr w:type="spellEnd"/>
+      <w:r>
+        <w:t xml:space="preserve">      = aws_subnet.prisub.id</w:t>
+      </w:r>
+    </w:p>
+    <w:p>
+      <w:r>
+        <w:t xml:space="preserve">  </w:t>
+      </w:r>
+      <w:proofErr w:type="spellStart"/>
+      <w:r>
+        <w:t>route_table_id</w:t>
+      </w:r>
+      <w:proofErr w:type="spellEnd"/>
+      <w:r>
+        <w:t xml:space="preserve"> = aws_route_table.tfprirt.id</w:t>
       </w:r>
     </w:p>
     <w:p>
@@ -1313,17 +2247,41 @@
     </w:p>
     <w:p>
       <w:r>
-        <w:t>resource "aws_route_table_association" "prisn4" {</w:t>
-      </w:r>
-    </w:p>
-    <w:p>
-      <w:r>
-        <w:t xml:space="preserve">  subnet_id      = aws_subnet.pri_sub.id</w:t>
-      </w:r>
-    </w:p>
-    <w:p>
-      <w:r>
-        <w:t xml:space="preserve">  route_table_id = aws_route_table.tfprirt.id</w:t>
+        <w:t>resource "</w:t>
+      </w:r>
+      <w:proofErr w:type="spellStart"/>
+      <w:r>
+        <w:t>aws_route_table_association</w:t>
+      </w:r>
+      <w:proofErr w:type="spellEnd"/>
+      <w:r>
+        <w:t>" "prisn4" {</w:t>
+      </w:r>
+    </w:p>
+    <w:p>
+      <w:r>
+        <w:t xml:space="preserve">  </w:t>
+      </w:r>
+      <w:proofErr w:type="spellStart"/>
+      <w:r>
+        <w:t>subnet_id</w:t>
+      </w:r>
+      <w:proofErr w:type="spellEnd"/>
+      <w:r>
+        <w:t xml:space="preserve">      = aws_subnet.pri_sub.id</w:t>
+      </w:r>
+    </w:p>
+    <w:p>
+      <w:r>
+        <w:t xml:space="preserve">  </w:t>
+      </w:r>
+      <w:proofErr w:type="spellStart"/>
+      <w:r>
+        <w:t>route_table_id</w:t>
+      </w:r>
+      <w:proofErr w:type="spellEnd"/>
+      <w:r>
+        <w:t xml:space="preserve"> = aws_route_table.tfprirt.id</w:t>
       </w:r>
     </w:p>
     <w:p>
@@ -1334,12 +2292,36 @@
     </w:p>
     <w:p>
       <w:r>
-        <w:t>resource "aws_security_group" "allow_tfsg" {</w:t>
-      </w:r>
-    </w:p>
-    <w:p>
-      <w:r>
-        <w:t xml:space="preserve">  name        = "allow_tfsg"</w:t>
+        <w:t>resource "</w:t>
+      </w:r>
+      <w:proofErr w:type="spellStart"/>
+      <w:r>
+        <w:t>aws_security_group</w:t>
+      </w:r>
+      <w:proofErr w:type="spellEnd"/>
+      <w:r>
+        <w:t>" "</w:t>
+      </w:r>
+      <w:proofErr w:type="spellStart"/>
+      <w:r>
+        <w:t>allow_tfsg</w:t>
+      </w:r>
+      <w:proofErr w:type="spellEnd"/>
+      <w:r>
+        <w:t>" {</w:t>
+      </w:r>
+    </w:p>
+    <w:p>
+      <w:r>
+        <w:t xml:space="preserve">  name        = "</w:t>
+      </w:r>
+      <w:proofErr w:type="spellStart"/>
+      <w:r>
+        <w:t>allow_tfsg</w:t>
+      </w:r>
+      <w:proofErr w:type="spellEnd"/>
+      <w:r>
+        <w:t>"</w:t>
       </w:r>
     </w:p>
     <w:p>
@@ -1349,7 +2331,15 @@
     </w:p>
     <w:p>
       <w:r>
-        <w:t xml:space="preserve">  vpc_id      = aws_vpc.myvpc.id</w:t>
+        <w:t xml:space="preserve">  </w:t>
+      </w:r>
+      <w:proofErr w:type="spellStart"/>
+      <w:r>
+        <w:t>vpc_id</w:t>
+      </w:r>
+      <w:proofErr w:type="spellEnd"/>
+      <w:r>
+        <w:t xml:space="preserve">      = aws_vpc.myvpc.id</w:t>
       </w:r>
     </w:p>
     <w:p/>
@@ -1365,22 +2355,54 @@
     </w:p>
     <w:p>
       <w:r>
-        <w:t xml:space="preserve">    from_port        = 443</w:t>
-      </w:r>
-    </w:p>
-    <w:p>
-      <w:r>
-        <w:t xml:space="preserve">    to_port          = 443</w:t>
-      </w:r>
-    </w:p>
-    <w:p>
-      <w:r>
-        <w:t xml:space="preserve">    protocol         = "tcp"</w:t>
-      </w:r>
-    </w:p>
-    <w:p>
-      <w:r>
-        <w:t xml:space="preserve">    cidr_blocks      = ["0.0.0.0/0"]</w:t>
+        <w:t xml:space="preserve">    </w:t>
+      </w:r>
+      <w:proofErr w:type="spellStart"/>
+      <w:r>
+        <w:t>from_port</w:t>
+      </w:r>
+      <w:proofErr w:type="spellEnd"/>
+      <w:r>
+        <w:t xml:space="preserve">        = 443</w:t>
+      </w:r>
+    </w:p>
+    <w:p>
+      <w:r>
+        <w:t xml:space="preserve">    </w:t>
+      </w:r>
+      <w:proofErr w:type="spellStart"/>
+      <w:r>
+        <w:t>to_port</w:t>
+      </w:r>
+      <w:proofErr w:type="spellEnd"/>
+      <w:r>
+        <w:t xml:space="preserve">          = 443</w:t>
+      </w:r>
+    </w:p>
+    <w:p>
+      <w:r>
+        <w:t xml:space="preserve">    protocol         = "</w:t>
+      </w:r>
+      <w:proofErr w:type="spellStart"/>
+      <w:r>
+        <w:t>tcp</w:t>
+      </w:r>
+      <w:proofErr w:type="spellEnd"/>
+      <w:r>
+        <w:t>"</w:t>
+      </w:r>
+    </w:p>
+    <w:p>
+      <w:r>
+        <w:t xml:space="preserve">    </w:t>
+      </w:r>
+      <w:proofErr w:type="spellStart"/>
+      <w:r>
+        <w:t>cidr_blocks</w:t>
+      </w:r>
+      <w:proofErr w:type="spellEnd"/>
+      <w:r>
+        <w:t xml:space="preserve">      = ["0.0.0.0/0"]</w:t>
       </w:r>
     </w:p>
     <w:p>
@@ -1400,22 +2422,54 @@
     </w:p>
     <w:p>
       <w:r>
-        <w:t xml:space="preserve">    from_port        = 80</w:t>
-      </w:r>
-    </w:p>
-    <w:p>
-      <w:r>
-        <w:t xml:space="preserve">    to_port          = 80</w:t>
-      </w:r>
-    </w:p>
-    <w:p>
-      <w:r>
-        <w:t xml:space="preserve">    protocol         = "tcp"</w:t>
-      </w:r>
-    </w:p>
-    <w:p>
-      <w:r>
-        <w:t xml:space="preserve">    cidr_blocks      = ["0.0.0.0/0"]</w:t>
+        <w:t xml:space="preserve">    </w:t>
+      </w:r>
+      <w:proofErr w:type="spellStart"/>
+      <w:r>
+        <w:t>from_port</w:t>
+      </w:r>
+      <w:proofErr w:type="spellEnd"/>
+      <w:r>
+        <w:t xml:space="preserve">        = 80</w:t>
+      </w:r>
+    </w:p>
+    <w:p>
+      <w:r>
+        <w:t xml:space="preserve">    </w:t>
+      </w:r>
+      <w:proofErr w:type="spellStart"/>
+      <w:r>
+        <w:t>to_port</w:t>
+      </w:r>
+      <w:proofErr w:type="spellEnd"/>
+      <w:r>
+        <w:t xml:space="preserve">          = 80</w:t>
+      </w:r>
+    </w:p>
+    <w:p>
+      <w:r>
+        <w:t xml:space="preserve">    protocol         = "</w:t>
+      </w:r>
+      <w:proofErr w:type="spellStart"/>
+      <w:r>
+        <w:t>tcp</w:t>
+      </w:r>
+      <w:proofErr w:type="spellEnd"/>
+      <w:r>
+        <w:t>"</w:t>
+      </w:r>
+    </w:p>
+    <w:p>
+      <w:r>
+        <w:t xml:space="preserve">    </w:t>
+      </w:r>
+      <w:proofErr w:type="spellStart"/>
+      <w:r>
+        <w:t>cidr_blocks</w:t>
+      </w:r>
+      <w:proofErr w:type="spellEnd"/>
+      <w:r>
+        <w:t xml:space="preserve">      = ["0.0.0.0/0"]</w:t>
       </w:r>
     </w:p>
     <w:p>
@@ -1435,22 +2489,54 @@
     </w:p>
     <w:p>
       <w:r>
-        <w:t xml:space="preserve">    from_port        = 22</w:t>
-      </w:r>
-    </w:p>
-    <w:p>
-      <w:r>
-        <w:t xml:space="preserve">    to_port          = 22</w:t>
-      </w:r>
-    </w:p>
-    <w:p>
-      <w:r>
-        <w:t xml:space="preserve">    protocol         = "tcp"</w:t>
-      </w:r>
-    </w:p>
-    <w:p>
-      <w:r>
-        <w:t xml:space="preserve">    cidr_blocks      = ["0.0.0.0/0"]</w:t>
+        <w:t xml:space="preserve">    </w:t>
+      </w:r>
+      <w:proofErr w:type="spellStart"/>
+      <w:r>
+        <w:t>from_port</w:t>
+      </w:r>
+      <w:proofErr w:type="spellEnd"/>
+      <w:r>
+        <w:t xml:space="preserve">        = 22</w:t>
+      </w:r>
+    </w:p>
+    <w:p>
+      <w:r>
+        <w:t xml:space="preserve">    </w:t>
+      </w:r>
+      <w:proofErr w:type="spellStart"/>
+      <w:r>
+        <w:t>to_port</w:t>
+      </w:r>
+      <w:proofErr w:type="spellEnd"/>
+      <w:r>
+        <w:t xml:space="preserve">          = 22</w:t>
+      </w:r>
+    </w:p>
+    <w:p>
+      <w:r>
+        <w:t xml:space="preserve">    protocol         = "</w:t>
+      </w:r>
+      <w:proofErr w:type="spellStart"/>
+      <w:r>
+        <w:t>tcp</w:t>
+      </w:r>
+      <w:proofErr w:type="spellEnd"/>
+      <w:r>
+        <w:t>"</w:t>
+      </w:r>
+    </w:p>
+    <w:p>
+      <w:r>
+        <w:t xml:space="preserve">    </w:t>
+      </w:r>
+      <w:proofErr w:type="spellStart"/>
+      <w:r>
+        <w:t>cidr_blocks</w:t>
+      </w:r>
+      <w:proofErr w:type="spellEnd"/>
+      <w:r>
+        <w:t xml:space="preserve">      = ["0.0.0.0/0"]</w:t>
       </w:r>
     </w:p>
     <w:p>
@@ -1467,12 +2553,28 @@
     </w:p>
     <w:p>
       <w:r>
-        <w:t xml:space="preserve">    from_port        = 0</w:t>
-      </w:r>
-    </w:p>
-    <w:p>
-      <w:r>
-        <w:t xml:space="preserve">    to_port          = 0</w:t>
+        <w:t xml:space="preserve">    </w:t>
+      </w:r>
+      <w:proofErr w:type="spellStart"/>
+      <w:r>
+        <w:t>from_port</w:t>
+      </w:r>
+      <w:proofErr w:type="spellEnd"/>
+      <w:r>
+        <w:t xml:space="preserve">        = 0</w:t>
+      </w:r>
+    </w:p>
+    <w:p>
+      <w:r>
+        <w:t xml:space="preserve">    </w:t>
+      </w:r>
+      <w:proofErr w:type="spellStart"/>
+      <w:r>
+        <w:t>to_port</w:t>
+      </w:r>
+      <w:proofErr w:type="spellEnd"/>
+      <w:r>
+        <w:t xml:space="preserve">          = 0</w:t>
       </w:r>
     </w:p>
     <w:p>
@@ -1482,7 +2584,15 @@
     </w:p>
     <w:p>
       <w:r>
-        <w:t xml:space="preserve">    cidr_blocks      = ["0.0.0.0/0"]</w:t>
+        <w:t xml:space="preserve">    </w:t>
+      </w:r>
+      <w:proofErr w:type="spellStart"/>
+      <w:r>
+        <w:t>cidr_blocks</w:t>
+      </w:r>
+      <w:proofErr w:type="spellEnd"/>
+      <w:r>
+        <w:t xml:space="preserve">      = ["0.0.0.0/0"]</w:t>
       </w:r>
     </w:p>
     <w:p>
@@ -1498,7 +2608,15 @@
     </w:p>
     <w:p>
       <w:r>
-        <w:t xml:space="preserve">    Name = "TfsecurityGroup"</w:t>
+        <w:t xml:space="preserve">    Name = "</w:t>
+      </w:r>
+      <w:proofErr w:type="spellStart"/>
+      <w:r>
+        <w:t>TfsecurityGroup</w:t>
+      </w:r>
+      <w:proofErr w:type="spellEnd"/>
+      <w:r>
+        <w:t>"</w:t>
       </w:r>
     </w:p>
     <w:p>
@@ -1513,37 +2631,101 @@
     </w:p>
     <w:p>
       <w:r>
-        <w:t>resource "aws_instance" "pub_ins" {</w:t>
-      </w:r>
-    </w:p>
-    <w:p>
-      <w:r>
-        <w:t xml:space="preserve">  ami                          = "ami-0fc5d935ebf8bc3bc"</w:t>
-      </w:r>
-    </w:p>
-    <w:p>
-      <w:r>
-        <w:t xml:space="preserve">  instance_type                = "t2.micro"</w:t>
-      </w:r>
-    </w:p>
-    <w:p>
-      <w:r>
-        <w:t xml:space="preserve">  subnet_id                    = aws_subnet.pub_sub.id</w:t>
-      </w:r>
-    </w:p>
-    <w:p>
-      <w:r>
-        <w:t xml:space="preserve">  vpc_security_group_ids        = [aws_security_group.allow_tfsg.id]</w:t>
-      </w:r>
-    </w:p>
-    <w:p>
-      <w:r>
-        <w:t xml:space="preserve"> key_name                      = "David"</w:t>
-      </w:r>
-    </w:p>
-    <w:p>
-      <w:r>
-        <w:t xml:space="preserve"> associate_public_ip_address   =  "true"</w:t>
+        <w:t>resource "</w:t>
+      </w:r>
+      <w:proofErr w:type="spellStart"/>
+      <w:r>
+        <w:t>aws_instance</w:t>
+      </w:r>
+      <w:proofErr w:type="spellEnd"/>
+      <w:r>
+        <w:t>" "</w:t>
+      </w:r>
+      <w:proofErr w:type="spellStart"/>
+      <w:r>
+        <w:t>pub_ins</w:t>
+      </w:r>
+      <w:proofErr w:type="spellEnd"/>
+      <w:r>
+        <w:t>" {</w:t>
+      </w:r>
+    </w:p>
+    <w:p>
+      <w:r>
+        <w:t xml:space="preserve">  </w:t>
+      </w:r>
+      <w:proofErr w:type="spellStart"/>
+      <w:r>
+        <w:t>ami</w:t>
+      </w:r>
+      <w:proofErr w:type="spellEnd"/>
+      <w:r>
+        <w:t xml:space="preserve">                          = "ami-0fc5d935ebf8bc3bc"</w:t>
+      </w:r>
+    </w:p>
+    <w:p>
+      <w:r>
+        <w:t xml:space="preserve">  </w:t>
+      </w:r>
+      <w:proofErr w:type="spellStart"/>
+      <w:r>
+        <w:t>instance_type</w:t>
+      </w:r>
+      <w:proofErr w:type="spellEnd"/>
+      <w:r>
+        <w:t xml:space="preserve">                = "t2.micro"</w:t>
+      </w:r>
+    </w:p>
+    <w:p>
+      <w:r>
+        <w:t xml:space="preserve">  </w:t>
+      </w:r>
+      <w:proofErr w:type="spellStart"/>
+      <w:r>
+        <w:t>subnet_id</w:t>
+      </w:r>
+      <w:proofErr w:type="spellEnd"/>
+      <w:r>
+        <w:t xml:space="preserve">                    = aws_subnet.pub_sub.id</w:t>
+      </w:r>
+    </w:p>
+    <w:p>
+      <w:r>
+        <w:t xml:space="preserve">  </w:t>
+      </w:r>
+      <w:proofErr w:type="spellStart"/>
+      <w:r>
+        <w:t>vpc_security_group_ids</w:t>
+      </w:r>
+      <w:proofErr w:type="spellEnd"/>
+      <w:r>
+        <w:t xml:space="preserve">        = [aws_security_group.allow_tfsg.id]</w:t>
+      </w:r>
+    </w:p>
+    <w:p>
+      <w:r>
+        <w:t xml:space="preserve"> </w:t>
+      </w:r>
+      <w:proofErr w:type="spellStart"/>
+      <w:r>
+        <w:t>key_name</w:t>
+      </w:r>
+      <w:proofErr w:type="spellEnd"/>
+      <w:r>
+        <w:t xml:space="preserve">                      = "David"</w:t>
+      </w:r>
+    </w:p>
+    <w:p>
+      <w:r>
+        <w:t xml:space="preserve"> </w:t>
+      </w:r>
+      <w:proofErr w:type="spellStart"/>
+      <w:r>
+        <w:t>associate_public_ip_address</w:t>
+      </w:r>
+      <w:proofErr w:type="spellEnd"/>
+      <w:r>
+        <w:t xml:space="preserve">   =  "true"</w:t>
       </w:r>
     </w:p>
     <w:p>
@@ -1553,32 +2735,88 @@
     </w:p>
     <w:p>
       <w:r>
-        <w:t>resource "aws_instance" "pri_ins" {</w:t>
-      </w:r>
-    </w:p>
-    <w:p>
-      <w:r>
-        <w:t xml:space="preserve">  ami                          = "ami-0fc5d935ebf8bc3bc"</w:t>
-      </w:r>
-    </w:p>
-    <w:p>
-      <w:r>
-        <w:t xml:space="preserve">  instance_type                = "t2.micro"</w:t>
-      </w:r>
-    </w:p>
-    <w:p>
-      <w:r>
-        <w:t xml:space="preserve">  subnet_id                    =  aws_subnet.prisub.id</w:t>
-      </w:r>
-    </w:p>
-    <w:p>
-      <w:r>
-        <w:t xml:space="preserve">  vpc_security_group_ids        = [aws_security_group.allow_tfsg.id]</w:t>
-      </w:r>
-    </w:p>
-    <w:p>
-      <w:r>
-        <w:t xml:space="preserve">  key_name                     = "David"</w:t>
+        <w:t>resource "</w:t>
+      </w:r>
+      <w:proofErr w:type="spellStart"/>
+      <w:r>
+        <w:t>aws_instance</w:t>
+      </w:r>
+      <w:proofErr w:type="spellEnd"/>
+      <w:r>
+        <w:t>" "</w:t>
+      </w:r>
+      <w:proofErr w:type="spellStart"/>
+      <w:r>
+        <w:t>pri_ins</w:t>
+      </w:r>
+      <w:proofErr w:type="spellEnd"/>
+      <w:r>
+        <w:t>" {</w:t>
+      </w:r>
+    </w:p>
+    <w:p>
+      <w:r>
+        <w:t xml:space="preserve">  </w:t>
+      </w:r>
+      <w:proofErr w:type="spellStart"/>
+      <w:r>
+        <w:t>ami</w:t>
+      </w:r>
+      <w:proofErr w:type="spellEnd"/>
+      <w:r>
+        <w:t xml:space="preserve">                          = "ami-0fc5d935ebf8bc3bc"</w:t>
+      </w:r>
+    </w:p>
+    <w:p>
+      <w:r>
+        <w:t xml:space="preserve">  </w:t>
+      </w:r>
+      <w:proofErr w:type="spellStart"/>
+      <w:r>
+        <w:t>instance_type</w:t>
+      </w:r>
+      <w:proofErr w:type="spellEnd"/>
+      <w:r>
+        <w:t xml:space="preserve">                = "t2.micro"</w:t>
+      </w:r>
+    </w:p>
+    <w:p>
+      <w:r>
+        <w:t xml:space="preserve">  </w:t>
+      </w:r>
+      <w:proofErr w:type="spellStart"/>
+      <w:r>
+        <w:t>subnet_id</w:t>
+      </w:r>
+      <w:proofErr w:type="spellEnd"/>
+      <w:r>
+        <w:t xml:space="preserve">                    =  aws_subnet.prisub.id</w:t>
+      </w:r>
+    </w:p>
+    <w:p>
+      <w:r>
+        <w:t xml:space="preserve">  </w:t>
+      </w:r>
+      <w:proofErr w:type="spellStart"/>
+      <w:r>
+        <w:t>vpc_security_group_ids</w:t>
+      </w:r>
+      <w:proofErr w:type="spellEnd"/>
+      <w:r>
+        <w:t xml:space="preserve">        = [aws_security_group.allow_tfsg.id]</w:t>
+      </w:r>
+    </w:p>
+    <w:p>
+      <w:r>
+        <w:t xml:space="preserve">  </w:t>
+      </w:r>
+      <w:proofErr w:type="spellStart"/>
+      <w:r>
+        <w:t>key_name</w:t>
+      </w:r>
+      <w:proofErr w:type="spellEnd"/>
+      <w:r>
+        <w:t xml:space="preserve">                     = "David"</w:t>
       </w:r>
     </w:p>
     <w:p>
@@ -1593,7 +2831,15 @@
       </w:r>
       <w:r>
         <w:br/>
-        <w:t xml:space="preserve">#terraform init </w:t>
+        <w:t xml:space="preserve">#terraform </w:t>
+      </w:r>
+      <w:proofErr w:type="spellStart"/>
+      <w:r>
+        <w:t>init</w:t>
+      </w:r>
+      <w:proofErr w:type="spellEnd"/>
+      <w:r>
+        <w:t xml:space="preserve"> </w:t>
       </w:r>
     </w:p>
     <w:p>
